--- a/documentation/word/Relay-Studio-Test-and-QA-Manual.docx
+++ b/documentation/word/Relay-Studio-Test-and-QA-Manual.docx
@@ -53,7 +53,7 @@
         <w:rPr>
           <w:color w:val="5F6B7A"/>
         </w:rPr>
-        <w:t>Version 1.0 | Sprint 15 | July 2026</w:t>
+        <w:t>Version 1.1 | Sprint 16 | July 2026</w:t>
       </w:r>
     </w:p>
     <w:p>
@@ -164,6 +164,16 @@
       </w:pPr>
       <w:r>
         <w:t>Selective OpenAPI Import</w:t>
+      </w:r>
+    </w:p>
+    <w:p>
+      <w:pPr>
+        <w:pStyle w:val="ListBullet"/>
+        <w:spacing w:after="80"/>
+        <w:ind w:left="540" w:hanging="271"/>
+      </w:pPr>
+      <w:r>
+        <w:t>Saved Response Comparison</w:t>
       </w:r>
     </w:p>
     <w:p>
@@ -846,7 +856,7 @@
         </w:numPr>
       </w:pPr>
       <w:r>
-        <w:t>Verify definition discovery and preview metadata.</w:t>
+        <w:t>Verify definition discovery, preview metadata, operation count, external-document count, form-body count, and deprecated count.</w:t>
       </w:r>
     </w:p>
     <w:p>
@@ -874,7 +884,7 @@
         </w:numPr>
       </w:pPr>
       <w:r>
-        <w:t>Import and confirm only selected services are added.</w:t>
+        <w:t>Use Add Selected to review before saving, then repeat with Add and Save Selected and confirm the project save dialog opens.</w:t>
       </w:r>
     </w:p>
     <w:p>
@@ -888,7 +898,7 @@
         </w:numPr>
       </w:pPr>
       <w:r>
-        <w:t>Inspect generated method, path, parameters, body examples, folders, auth placeholders, IDs, dirty state, and source metadata.</w:t>
+        <w:t>Save and reopen the `.restproj` file; confirm only selected services persist. Cancel a second save and confirm imported services remain dirty and editable.</w:t>
       </w:r>
     </w:p>
     <w:p>
@@ -902,7 +912,99 @@
         </w:numPr>
       </w:pPr>
       <w:r>
-        <w:t>Repeat invalid URL, invalid document, unsupported version, zero-selection, duplicate-operation, and credential-like example cases.</w:t>
+        <w:t>Inspect generated PATCH/HEAD/OPTIONS methods, path and parameters, safe JSON examples, URL-encoded or text-only multipart fields, folders, auth placeholders, IDs, dirty state, and source metadata.</w:t>
+      </w:r>
+    </w:p>
+    <w:p>
+      <w:pPr>
+        <w:pStyle w:val="ListNumber"/>
+        <w:spacing w:after="80"/>
+        <w:ind w:left="540" w:hanging="271"/>
+        <w:numPr>
+          <w:ilvl w:val="0"/>
+          <w:numId w:val="12"/>
+        </w:numPr>
+      </w:pPr>
+      <w:r>
+        <w:t>Repeat invalid URL/document, zero-selection, duplicate-operation, credential-like example, cross-origin, circular, malformed, unreachable, over-depth, and excessive-document cases.</w:t>
+      </w:r>
+    </w:p>
+    <w:p>
+      <w:pPr>
+        <w:pStyle w:val="Heading1"/>
+      </w:pPr>
+      <w:r>
+        <w:t>Saved Response Comparison</w:t>
+      </w:r>
+    </w:p>
+    <w:p>
+      <w:pPr>
+        <w:pStyle w:val="ListNumber"/>
+        <w:spacing w:after="80"/>
+        <w:ind w:left="540" w:hanging="271"/>
+        <w:numPr>
+          <w:ilvl w:val="0"/>
+          <w:numId w:val="13"/>
+        </w:numPr>
+      </w:pPr>
+      <w:r>
+        <w:t>Save two redacted responses for the same or related developer workflow.</w:t>
+      </w:r>
+    </w:p>
+    <w:p>
+      <w:pPr>
+        <w:pStyle w:val="ListNumber"/>
+        <w:spacing w:after="80"/>
+        <w:ind w:left="540" w:hanging="271"/>
+        <w:numPr>
+          <w:ilvl w:val="0"/>
+          <w:numId w:val="13"/>
+        </w:numPr>
+      </w:pPr>
+      <w:r>
+        <w:t>Select exactly two artifacts in Saved Responses; confirm a third selection is disabled.</w:t>
+      </w:r>
+    </w:p>
+    <w:p>
+      <w:pPr>
+        <w:pStyle w:val="ListNumber"/>
+        <w:spacing w:after="80"/>
+        <w:ind w:left="540" w:hanging="271"/>
+        <w:numPr>
+          <w:ilvl w:val="0"/>
+          <w:numId w:val="13"/>
+        </w:numPr>
+      </w:pPr>
+      <w:r>
+        <w:t>Compare and inspect status, status text, duration, content type, and size changes.</w:t>
+      </w:r>
+    </w:p>
+    <w:p>
+      <w:pPr>
+        <w:pStyle w:val="ListNumber"/>
+        <w:spacing w:after="80"/>
+        <w:ind w:left="540" w:hanging="271"/>
+        <w:numPr>
+          <w:ilvl w:val="0"/>
+          <w:numId w:val="13"/>
+        </w:numPr>
+      </w:pPr>
+      <w:r>
+        <w:t>For JSON, verify added, removed, changed, and unchanged path counts; for non-JSON or malformed JSON, verify raw line changes.</w:t>
+      </w:r>
+    </w:p>
+    <w:p>
+      <w:pPr>
+        <w:pStyle w:val="ListNumber"/>
+        <w:spacing w:after="80"/>
+        <w:ind w:left="540" w:hanging="271"/>
+        <w:numPr>
+          <w:ilvl w:val="0"/>
+          <w:numId w:val="13"/>
+        </w:numPr>
+      </w:pPr>
+      <w:r>
+        <w:t>Delete or move one artifact and confirm the missing-file error identifies the exact local path without exposing response secrets.</w:t>
       </w:r>
     </w:p>
     <w:p>
@@ -1532,6 +1634,12 @@
     </w:lvlOverride>
   </w:num>
   <w:num w:numId="12">
+    <w:abstractNumId w:val="7"/>
+    <w:lvlOverride w:ilvl="0">
+      <w:startOverride w:val="1"/>
+    </w:lvlOverride>
+  </w:num>
+  <w:num w:numId="13">
     <w:abstractNumId w:val="7"/>
     <w:lvlOverride w:ilvl="0">
       <w:startOverride w:val="1"/>

--- a/documentation/word/Relay-Studio-Test-and-QA-Manual.docx
+++ b/documentation/word/Relay-Studio-Test-and-QA-Manual.docx
@@ -53,7 +53,7 @@
         <w:rPr>
           <w:color w:val="5F6B7A"/>
         </w:rPr>
-        <w:t>Version 1.1 | Sprint 16 | July 2026</w:t>
+        <w:t>Version 1.2 | Sprint 17 | July 2026</w:t>
       </w:r>
     </w:p>
     <w:p>
@@ -776,6 +776,36 @@
         <w:ind w:left="540" w:hanging="271"/>
       </w:pPr>
       <w:r>
+        <w:t>For multipart, create text and file fields, save and reopen the project, and verify field kind, local path, and per-file media type persist.</w:t>
+      </w:r>
+    </w:p>
+    <w:p>
+      <w:pPr>
+        <w:pStyle w:val="ListBullet"/>
+        <w:spacing w:after="80"/>
+        <w:ind w:left="540" w:hanging="271"/>
+      </w:pPr>
+      <w:r>
+        <w:t>Send a controlled native multipart request and verify field text, filename, media type, and exact file bytes at the receiver.</w:t>
+      </w:r>
+    </w:p>
+    <w:p>
+      <w:pPr>
+        <w:pStyle w:val="ListBullet"/>
+        <w:spacing w:after="80"/>
+        <w:ind w:left="540" w:hanging="271"/>
+      </w:pPr>
+      <w:r>
+        <w:t>Verify browser mode rejects local-file sends before Fetch and native mode rejects empty, missing, directory, oversized, malformed, or conflicting multipart inputs actionably.</w:t>
+      </w:r>
+    </w:p>
+    <w:p>
+      <w:pPr>
+        <w:pStyle w:val="ListBullet"/>
+        <w:spacing w:after="80"/>
+        <w:ind w:left="540" w:hanging="271"/>
+      </w:pPr>
+      <w:r>
         <w:t>Run a successful request and inspect status, timing, content type, size, formatted body, console, and diagnostics.</w:t>
       </w:r>
     </w:p>
@@ -912,7 +942,7 @@
         </w:numPr>
       </w:pPr>
       <w:r>
-        <w:t>Inspect generated PATCH/HEAD/OPTIONS methods, path and parameters, safe JSON examples, URL-encoded or text-only multipart fields, folders, auth placeholders, IDs, dirty state, and source metadata.</w:t>
+        <w:t>Inspect generated PATCH/HEAD/OPTIONS methods, path and parameters, safe JSON examples, URL-encoded fields, and multipart text/file fields; binary properties must have empty paths and safe media types.</w:t>
       </w:r>
     </w:p>
     <w:p>
@@ -926,7 +956,21 @@
         </w:numPr>
       </w:pPr>
       <w:r>
-        <w:t>Repeat invalid URL/document, zero-selection, duplicate-operation, credential-like example, cross-origin, circular, malformed, unreachable, over-depth, and excessive-document cases.</w:t>
+        <w:t>Assign a synthetic local file, save/reopen, send in desktop mode, and inspect the receiver; repeat in browser mode and confirm the desktop-only error.</w:t>
+      </w:r>
+    </w:p>
+    <w:p>
+      <w:pPr>
+        <w:pStyle w:val="ListNumber"/>
+        <w:spacing w:after="80"/>
+        <w:ind w:left="540" w:hanging="271"/>
+        <w:numPr>
+          <w:ilvl w:val="0"/>
+          <w:numId w:val="12"/>
+        </w:numPr>
+      </w:pPr>
+      <w:r>
+        <w:t>Repeat invalid URL/document, zero-selection, duplicate-operation, credential-like example, example local-path, cross-origin, circular, malformed, unreachable, over-depth, and excessive-document cases.</w:t>
       </w:r>
     </w:p>
     <w:p>

--- a/documentation/word/Relay-Studio-Test-and-QA-Manual.docx
+++ b/documentation/word/Relay-Studio-Test-and-QA-Manual.docx
@@ -53,7 +53,7 @@
         <w:rPr>
           <w:color w:val="5F6B7A"/>
         </w:rPr>
-        <w:t>Version 1.2 | Sprint 17 | July 2026</w:t>
+        <w:t>Version 1.7 | Sprint 18C | July 2026</w:t>
       </w:r>
     </w:p>
     <w:p>
@@ -239,6 +239,7 @@
     <w:p>
       <w:pPr>
         <w:pStyle w:val="Heading1"/>
+        <w:pageBreakBefore w:val="0"/>
       </w:pPr>
       <w:r>
         <w:t>QA Strategy</w:t>
@@ -302,6 +303,7 @@
     <w:p>
       <w:pPr>
         <w:pStyle w:val="Heading1"/>
+        <w:pageBreakBefore w:val="0"/>
       </w:pPr>
       <w:r>
         <w:t>Preflight</w:t>
@@ -394,6 +396,7 @@
     <w:p>
       <w:pPr>
         <w:pStyle w:val="Heading1"/>
+        <w:pageBreakBefore/>
       </w:pPr>
       <w:r>
         <w:t>Automated Quality Suite</w:t>
@@ -526,6 +529,7 @@
     <w:p>
       <w:pPr>
         <w:pStyle w:val="Heading1"/>
+        <w:pageBreakBefore w:val="0"/>
       </w:pPr>
       <w:r>
         <w:t>Security and Dependency Gates</w:t>
@@ -618,6 +622,7 @@
     <w:p>
       <w:pPr>
         <w:pStyle w:val="Heading1"/>
+        <w:pageBreakBefore/>
       </w:pPr>
       <w:r>
         <w:t>Desktop Launch and Shell</w:t>
@@ -696,6 +701,7 @@
     <w:p>
       <w:pPr>
         <w:pStyle w:val="Heading1"/>
+        <w:pageBreakBefore/>
       </w:pPr>
       <w:r>
         <w:t>Project Lifecycle</w:t>
@@ -728,7 +734,7 @@
         <w:ind w:left="540" w:hanging="271"/>
       </w:pPr>
       <w:r>
-        <w:t>Open invalid schema data and verify actionable recovery guidance.</w:t>
+        <w:t>Open an older schema-v1 project with partial settings and verify current defaults are applied; then provide an explicitly malformed value and verify actionable recovery guidance.</w:t>
       </w:r>
     </w:p>
     <w:p>
@@ -754,6 +760,7 @@
     <w:p>
       <w:pPr>
         <w:pStyle w:val="Heading1"/>
+        <w:pageBreakBefore/>
       </w:pPr>
       <w:r>
         <w:t>Service Design and Execution</w:t>
@@ -776,7 +783,7 @@
         <w:ind w:left="540" w:hanging="271"/>
       </w:pPr>
       <w:r>
-        <w:t>For multipart, create text and file fields, save and reopen the project, and verify field kind, local path, and per-file media type persist.</w:t>
+        <w:t>For multipart, create text and file fields, save and reopen the project, and verify field kind plus media type persist while the local path is empty and approval is absent.</w:t>
       </w:r>
     </w:p>
     <w:p>
@@ -786,7 +793,17 @@
         <w:ind w:left="540" w:hanging="271"/>
       </w:pPr>
       <w:r>
-        <w:t>Send a controlled native multipart request and verify field text, filename, media type, and exact file bytes at the receiver.</w:t>
+        <w:t>Enter a synthetic path and confirm Send is blocked until approval; approve it, change origins, and confirm approval is invalidated before native file access.</w:t>
+      </w:r>
+    </w:p>
+    <w:p>
+      <w:pPr>
+        <w:pStyle w:val="ListBullet"/>
+        <w:spacing w:after="80"/>
+        <w:ind w:left="540" w:hanging="271"/>
+      </w:pPr>
+      <w:r>
+        <w:t>Send a controlled native multipart request after approval and verify field text, filename, media type, and exact file bytes at the receiver.</w:t>
       </w:r>
     </w:p>
     <w:p>
@@ -806,7 +823,27 @@
         <w:ind w:left="540" w:hanging="271"/>
       </w:pPr>
       <w:r>
-        <w:t>Run a successful request and inspect status, timing, content type, size, formatted body, console, and diagnostics.</w:t>
+        <w:t>Verify a same-origin redirect succeeds and reports final origin in desktop mode; a host/port change, missing Location, or redirect loop fails before an unreviewed receiver is contacted. Browser development mode blocks all redirects and tells the developer to enter the final URL explicitly.</w:t>
+      </w:r>
+    </w:p>
+    <w:p>
+      <w:pPr>
+        <w:pStyle w:val="ListBullet"/>
+        <w:spacing w:after="80"/>
+        <w:ind w:left="540" w:hanging="271"/>
+      </w:pPr>
+      <w:r>
+        <w:t>Configure a direct receiver plus proxy and verify valid bypass entries route directly while malformed/port-specific entries fail explicitly.</w:t>
+      </w:r>
+    </w:p>
+    <w:p>
+      <w:pPr>
+        <w:pStyle w:val="ListBullet"/>
+        <w:spacing w:after="80"/>
+        <w:ind w:left="540" w:hanging="271"/>
+      </w:pPr>
+      <w:r>
+        <w:t>Run a successful request and inspect status, timing, content type, size, formatted body, final origin, console, and diagnostics.</w:t>
       </w:r>
     </w:p>
     <w:p>
@@ -842,6 +879,7 @@
     <w:p>
       <w:pPr>
         <w:pStyle w:val="Heading1"/>
+        <w:pageBreakBefore/>
       </w:pPr>
       <w:r>
         <w:t>Selective OpenAPI Import</w:t>
@@ -886,7 +924,7 @@
         </w:numPr>
       </w:pPr>
       <w:r>
-        <w:t>Verify definition discovery, preview metadata, operation count, external-document count, form-body count, and deprecated count.</w:t>
+        <w:t>For Swagger UI, verify Inspect retrieves only the page and displays the resolved definition destination. Cancel and prove no secondary request; inspect again and choose Load.</w:t>
       </w:r>
     </w:p>
     <w:p>
@@ -900,7 +938,7 @@
         </w:numPr>
       </w:pPr>
       <w:r>
-        <w:t>Use Select All and Clear, then choose a strict subset of operations.</w:t>
+        <w:t>Verify definition discovery, preview metadata, operation count, external-document count, form-body count, and deprecated count.</w:t>
       </w:r>
     </w:p>
     <w:p>
@@ -914,7 +952,7 @@
         </w:numPr>
       </w:pPr>
       <w:r>
-        <w:t>Use Add Selected to review before saving, then repeat with Add and Save Selected and confirm the project save dialog opens.</w:t>
+        <w:t>Use Select All and Clear, then choose a strict subset of operations.</w:t>
       </w:r>
     </w:p>
     <w:p>
@@ -928,7 +966,7 @@
         </w:numPr>
       </w:pPr>
       <w:r>
-        <w:t>Save and reopen the `.restproj` file; confirm only selected services persist. Cancel a second save and confirm imported services remain dirty and editable.</w:t>
+        <w:t>Use Add Selected to review before saving, then repeat with Add and Save Selected and confirm the project save dialog opens.</w:t>
       </w:r>
     </w:p>
     <w:p>
@@ -942,7 +980,7 @@
         </w:numPr>
       </w:pPr>
       <w:r>
-        <w:t>Inspect generated PATCH/HEAD/OPTIONS methods, path and parameters, safe JSON examples, URL-encoded fields, and multipart text/file fields; binary properties must have empty paths and safe media types.</w:t>
+        <w:t>Save and reopen the `.restproj` file; confirm only selected services persist. Cancel a second save and confirm imported services remain dirty and editable.</w:t>
       </w:r>
     </w:p>
     <w:p>
@@ -956,7 +994,7 @@
         </w:numPr>
       </w:pPr>
       <w:r>
-        <w:t>Assign a synthetic local file, save/reopen, send in desktop mode, and inspect the receiver; repeat in browser mode and confirm the desktop-only error.</w:t>
+        <w:t>Inspect generated PATCH/HEAD/OPTIONS methods, path and parameters, safe JSON examples, URL-encoded fields, and multipart text/file fields; binary properties must have empty paths and safe media types.</w:t>
       </w:r>
     </w:p>
     <w:p>
@@ -970,12 +1008,27 @@
         </w:numPr>
       </w:pPr>
       <w:r>
-        <w:t>Repeat invalid URL/document, zero-selection, duplicate-operation, credential-like example, example local-path, cross-origin, circular, malformed, unreachable, over-depth, and excessive-document cases.</w:t>
+        <w:t>Assign a synthetic local file and save/reopen; confirm its path and authority were removed, then re-enter it, approve the destination in desktop mode, and inspect the receiver. Repeat in browser mode and confirm the desktop-only error.</w:t>
       </w:r>
     </w:p>
     <w:p>
       <w:pPr>
+        <w:pStyle w:val="ListNumber"/>
+        <w:spacing w:after="80"/>
+        <w:ind w:left="540" w:hanging="271"/>
+        <w:numPr>
+          <w:ilvl w:val="0"/>
+          <w:numId w:val="12"/>
+        </w:numPr>
+      </w:pPr>
+      <w:r>
+        <w:t>Repeat credential-bearing URL, final-origin change, invalid document, zero-selection, duplicate-operation, credential-like example, example local-path, cross-origin, circular, malformed, unreachable, over-depth, and excessive-document cases.</w:t>
+      </w:r>
+    </w:p>
+    <w:p>
+      <w:pPr>
         <w:pStyle w:val="Heading1"/>
+        <w:pageBreakBefore/>
       </w:pPr>
       <w:r>
         <w:t>Saved Response Comparison</w:t>
@@ -1054,6 +1107,7 @@
     <w:p>
       <w:pPr>
         <w:pStyle w:val="Heading1"/>
+        <w:pageBreakBefore/>
       </w:pPr>
       <w:r>
         <w:t>Flow Authoring and Execution</w:t>
@@ -1076,6 +1130,16 @@
         <w:ind w:left="540" w:hanging="271"/>
       </w:pPr>
       <w:r>
+        <w:t>Attempt a response mapping named `baseUrl` with case/whitespace variations and confirm validation blocks execution with environment-edit guidance.</w:t>
+      </w:r>
+    </w:p>
+    <w:p>
+      <w:pPr>
+        <w:pStyle w:val="ListBullet"/>
+        <w:spacing w:after="80"/>
+        <w:ind w:left="540" w:hanging="271"/>
+      </w:pPr>
+      <w:r>
         <w:t>Run success, failure branch, blocked dependency, mapping failure, retry, and cleanup scenarios.</w:t>
       </w:r>
     </w:p>
@@ -1102,6 +1166,7 @@
     <w:p>
       <w:pPr>
         <w:pStyle w:val="Heading1"/>
+        <w:pageBreakBefore/>
       </w:pPr>
       <w:r>
         <w:t>Saved Responses and Diagnostics</w:t>
@@ -1114,7 +1179,27 @@
         <w:ind w:left="540" w:hanging="271"/>
       </w:pPr>
       <w:r>
-        <w:t>Save JSON and raw responses, verify redaction, reopen the artifact, and handle missing/permission-denied paths.</w:t>
+        <w:t>Save JSON and raw responses as self-describing Relay envelopes, verify canonical redaction, reopen them, and handle missing/permission-denied paths.</w:t>
+      </w:r>
+    </w:p>
+    <w:p>
+      <w:pPr>
+        <w:pStyle w:val="ListBullet"/>
+        <w:spacing w:after="80"/>
+        <w:ind w:left="540" w:hanging="271"/>
+      </w:pPr>
+      <w:r>
+        <w:t>Rename arbitrary local text to `.txt` and confirm it is rejected with guidance; substitute an artifact at a mismatched path and confirm it is rejected before display.</w:t>
+      </w:r>
+    </w:p>
+    <w:p>
+      <w:pPr>
+        <w:pStyle w:val="ListBullet"/>
+        <w:spacing w:after="80"/>
+        <w:ind w:left="540" w:hanging="271"/>
+      </w:pPr>
+      <w:r>
+        <w:t>Import an artifact that claims redacted state but contains synthetic URL/body canaries and confirm save, reopen, and comparison reapply redaction.</w:t>
       </w:r>
     </w:p>
     <w:p>
@@ -1134,7 +1219,7 @@
         <w:ind w:left="540" w:hanging="271"/>
       </w:pPr>
       <w:r>
-        <w:t>Inspect the JSON directly for bearer tokens, passwords, API keys, cookies, client secrets, custom auth, and secret variables.</w:t>
+        <w:t>Inspect JSON directly for bearer tokens, passwords, API-key variants, cookies, client secrets, URL userinfo/query values, custom auth, and secret variables.</w:t>
       </w:r>
     </w:p>
     <w:p>
@@ -1150,6 +1235,7 @@
     <w:p>
       <w:pPr>
         <w:pStyle w:val="Heading1"/>
+        <w:pageBreakBefore/>
       </w:pPr>
       <w:r>
         <w:t>Live REST Acceptance</w:t>
@@ -1227,6 +1313,7 @@
     <w:p>
       <w:pPr>
         <w:pStyle w:val="Heading1"/>
+        <w:pageBreakBefore/>
       </w:pPr>
       <w:r>
         <w:t>Packaged Platform Regression</w:t>
@@ -1295,6 +1382,7 @@
     <w:p>
       <w:pPr>
         <w:pStyle w:val="Heading1"/>
+        <w:pageBreakBefore/>
       </w:pPr>
       <w:r>
         <w:t>Evidence and Defect Record</w:t>
@@ -1353,6 +1441,7 @@
     <w:p>
       <w:pPr>
         <w:pStyle w:val="Heading1"/>
+        <w:pageBreakBefore/>
       </w:pPr>
       <w:r>
         <w:t>Release Decision</w:t>

--- a/documentation/word/Relay-Studio-Test-and-QA-Manual.docx
+++ b/documentation/word/Relay-Studio-Test-and-QA-Manual.docx
@@ -53,7 +53,7 @@
         <w:rPr>
           <w:color w:val="5F6B7A"/>
         </w:rPr>
-        <w:t>Version 1.7 | Sprint 18C | July 2026</w:t>
+        <w:t>Version 1.8 | Sprint 18D | July 2026</w:t>
       </w:r>
     </w:p>
     <w:p>
@@ -1101,6 +1101,20 @@
         </w:numPr>
       </w:pPr>
       <w:r>
+        <w:t>Exercise the 1 MiB body, 64-level JSON depth, 20,000-node, 10,000-diff-entry, and 10,000-line boundaries; oversized or excessive inputs fail early with actionable guidance.</w:t>
+      </w:r>
+    </w:p>
+    <w:p>
+      <w:pPr>
+        <w:pStyle w:val="ListNumber"/>
+        <w:spacing w:after="80"/>
+        <w:ind w:left="540" w:hanging="271"/>
+        <w:numPr>
+          <w:ilvl w:val="0"/>
+          <w:numId w:val="13"/>
+        </w:numPr>
+      </w:pPr>
+      <w:r>
         <w:t>Delete or move one artifact and confirm the missing-file error identifies the exact local path without exposing response secrets.</w:t>
       </w:r>
     </w:p>
@@ -1141,6 +1155,26 @@
       </w:pPr>
       <w:r>
         <w:t>Run success, failure branch, blocked dependency, mapping failure, retry, and cleanup scenarios.</w:t>
+      </w:r>
+    </w:p>
+    <w:p>
+      <w:pPr>
+        <w:pStyle w:val="ListBullet"/>
+        <w:spacing w:after="80"/>
+        <w:ind w:left="540" w:hanging="271"/>
+      </w:pPr>
+      <w:r>
+        <w:t>Verify success edges run only after successful predecessors, failure edges run only after failed predecessors, and nodes with multiple incoming conditions wait for every condition.</w:t>
+      </w:r>
+    </w:p>
+    <w:p>
+      <w:pPr>
+        <w:pStyle w:val="ListBullet"/>
+        <w:spacing w:after="80"/>
+        <w:ind w:left="540" w:hanging="271"/>
+      </w:pPr>
+      <w:r>
+        <w:t>Confirm response-derived flow captures remain runtime-only and are not written back into persistable project environments.</w:t>
       </w:r>
     </w:p>
     <w:p>

--- a/documentation/word/Relay-Studio-Test-and-QA-Manual.docx
+++ b/documentation/word/Relay-Studio-Test-and-QA-Manual.docx
@@ -53,7 +53,7 @@
         <w:rPr>
           <w:color w:val="5F6B7A"/>
         </w:rPr>
-        <w:t>Version 1.8 | Sprint 18D | July 2026</w:t>
+        <w:t>Version 1.8 | Sprint 18E | July 2026</w:t>
       </w:r>
     </w:p>
     <w:p>
@@ -124,6 +124,16 @@
       </w:pPr>
       <w:r>
         <w:t>Security and Dependency Gates</w:t>
+      </w:r>
+    </w:p>
+    <w:p>
+      <w:pPr>
+        <w:pStyle w:val="ListBullet"/>
+        <w:spacing w:after="80"/>
+        <w:ind w:left="540" w:hanging="271"/>
+      </w:pPr>
+      <w:r>
+        <w:t>Documentation and Artifact Gates</w:t>
       </w:r>
     </w:p>
     <w:p>
@@ -572,6 +582,26 @@
         <w:ind w:left="540" w:hanging="271"/>
       </w:pPr>
       <w:r>
+        <w:t>Secret scanner limitations are reported with supported/unsupported counts rather than presented as a clean scan.</w:t>
+      </w:r>
+    </w:p>
+    <w:p>
+      <w:pPr>
+        <w:pStyle w:val="ListBullet"/>
+        <w:spacing w:after="80"/>
+        <w:ind w:left="540" w:hanging="271"/>
+      </w:pPr>
+      <w:r>
+        <w:t>OOXML text parts and relationship parts are parsed and checked, including custom XML, headers, footers, and embedded package metadata.</w:t>
+      </w:r>
+    </w:p>
+    <w:p>
+      <w:pPr>
+        <w:pStyle w:val="ListBullet"/>
+        <w:spacing w:after="80"/>
+        <w:ind w:left="540" w:hanging="271"/>
+      </w:pPr>
+      <w:r>
         <w:t>Tauri CSP, capabilities, and commands remain reviewed.</w:t>
       </w:r>
     </w:p>
@@ -617,6 +647,79 @@
           <w:sz w:val="18"/>
         </w:rPr>
         <w:t>npm run check:secrets</w:t>
+      </w:r>
+      <w:r>
+        <w:br/>
+      </w:r>
+      <w:r>
+        <w:rPr>
+          <w:rFonts w:ascii="Courier New" w:hAnsi="Courier New"/>
+          <w:sz w:val="18"/>
+        </w:rPr>
+        <w:t>npm run check:documentation</w:t>
+      </w:r>
+    </w:p>
+    <w:p>
+      <w:pPr>
+        <w:pStyle w:val="Heading1"/>
+        <w:pageBreakBefore/>
+      </w:pPr>
+      <w:r>
+        <w:t>Documentation and Artifact Gates</w:t>
+      </w:r>
+    </w:p>
+    <w:p>
+      <w:pPr>
+        <w:pStyle w:val="ListBullet"/>
+        <w:spacing w:after="80"/>
+        <w:ind w:left="540" w:hanging="271"/>
+      </w:pPr>
+      <w:r>
+        <w:t>Every Word/VSDX artifact has the expected structure and every XML/rels part is parsed.</w:t>
+      </w:r>
+    </w:p>
+    <w:p>
+      <w:pPr>
+        <w:pStyle w:val="ListBullet"/>
+        <w:spacing w:after="80"/>
+        <w:ind w:left="540" w:hanging="271"/>
+      </w:pPr>
+      <w:r>
+        <w:t>External OOXML relationships fail with the artifact and relationship part identified.</w:t>
+      </w:r>
+    </w:p>
+    <w:p>
+      <w:pPr>
+        <w:pStyle w:val="ListBullet"/>
+        <w:spacing w:after="80"/>
+        <w:ind w:left="540" w:hanging="271"/>
+      </w:pPr>
+      <w:r>
+        <w:t>Synthetic credential canaries in custom XML or relationship-bearing parts fail before release evidence is accepted.</w:t>
+      </w:r>
+    </w:p>
+    <w:p>
+      <w:pPr>
+        <w:pStyle w:val="ListBullet"/>
+        <w:spacing w:after="80"/>
+        <w:ind w:left="540" w:hanging="271"/>
+      </w:pPr>
+      <w:r>
+        <w:t>Unsupported binary and oversized installer content is reported as a limitation by the repository/artifact secret scanner.</w:t>
+      </w:r>
+    </w:p>
+    <w:p>
+      <w:pPr>
+        <w:spacing w:before="80" w:after="120"/>
+        <w:ind w:left="230" w:right="230"/>
+        <w:shd w:fill="F6F8FA"/>
+      </w:pPr>
+      <w:r>
+        <w:rPr>
+          <w:rFonts w:ascii="Courier New" w:hAnsi="Courier New"/>
+          <w:sz w:val="18"/>
+        </w:rPr>
+        <w:t>npm run check:documentation</w:t>
       </w:r>
     </w:p>
     <w:p>

--- a/documentation/word/Relay-Studio-Test-and-QA-Manual.docx
+++ b/documentation/word/Relay-Studio-Test-and-QA-Manual.docx
@@ -53,7 +53,7 @@
         <w:rPr>
           <w:color w:val="5F6B7A"/>
         </w:rPr>
-        <w:t>Version 1.8 | Sprint 18E | July 2026</w:t>
+        <w:t>Version 1.9 | Sprint 19 | July 2026</w:t>
       </w:r>
     </w:p>
     <w:p>
@@ -164,6 +164,16 @@
       </w:pPr>
       <w:r>
         <w:t>Service Design and Execution</w:t>
+      </w:r>
+    </w:p>
+    <w:p>
+      <w:pPr>
+        <w:pStyle w:val="ListBullet"/>
+        <w:spacing w:after="80"/>
+        <w:ind w:left="540" w:hanging="271"/>
+      </w:pPr>
+      <w:r>
+        <w:t>Request And Flow Code Examples</w:t>
       </w:r>
     </w:p>
     <w:p>
@@ -985,7 +995,7 @@
         <w:pageBreakBefore/>
       </w:pPr>
       <w:r>
-        <w:t>Selective OpenAPI Import</w:t>
+        <w:t>Request And Flow Code Examples</w:t>
       </w:r>
     </w:p>
     <w:p>
@@ -999,7 +1009,7 @@
         </w:numPr>
       </w:pPr>
       <w:r>
-        <w:t>Choose File &gt; Import API Definition.</w:t>
+        <w:t>Right-click an open request tab, choose Generate Code, and open each of HTTP, cURL, C#, Java, jQuery, Node.js, PHP, Python, and Ruby.</w:t>
       </w:r>
     </w:p>
     <w:p>
@@ -1013,7 +1023,7 @@
         </w:numPr>
       </w:pPr>
       <w:r>
-        <w:t>Enter a direct OpenAPI/Swagger URL and a Swagger UI page URL in separate cases.</w:t>
+        <w:t>Verify method, URL, encoded parameters, headers, auth placeholders, and JSON/text/form/multipart bodies match the typed request without sending it.</w:t>
       </w:r>
     </w:p>
     <w:p>
@@ -1027,7 +1037,7 @@
         </w:numPr>
       </w:pPr>
       <w:r>
-        <w:t>For Swagger UI, verify Inspect retrieves only the page and displays the resolved definition destination. Cancel and prove no secondary request; inspect again and choose Load.</w:t>
+        <w:t>For multipart, confirm text fields remain and every local path becomes a SELECT_FILE placeholder; no file is read.</w:t>
       </w:r>
     </w:p>
     <w:p>
@@ -1041,7 +1051,7 @@
         </w:numPr>
       </w:pPr>
       <w:r>
-        <w:t>Verify definition discovery, preview metadata, operation count, external-document count, form-body count, and deprecated count.</w:t>
+        <w:t>Switch languages in the popup, use Copy Code, deny clipboard access once, and confirm both success and actionable failure feedback.</w:t>
       </w:r>
     </w:p>
     <w:p>
@@ -1055,7 +1065,7 @@
         </w:numPr>
       </w:pPr>
       <w:r>
-        <w:t>Use Select All and Clear, then choose a strict subset of operations.</w:t>
+        <w:t>Right-click a flow tab, select Java and then jQuery, and verify requests are dependency ordered with unique step variables and branch prerequisites; confirm mapped JSON response values are stored in flowVariables and reused by later requests. For Java, confirm the Jackson Databind dependency, credential-mask runtime-substitution notice, and explicit non-2xx/empty/malformed-JSON/missing/null/non-scalar guards are present without response-body disclosure.</w:t>
       </w:r>
     </w:p>
     <w:p>
@@ -1069,7 +1079,7 @@
         </w:numPr>
       </w:pPr>
       <w:r>
-        <w:t>Use Add Selected to review before saving, then repeat with Add and Save Selected and confirm the project save dialog opens.</w:t>
+        <w:t>Attempt invalid requests, cyclic flows, unsupported language identifiers, more than 100 flow requests, and output over 256 KiB; confirm typed redacted errors and recovery.</w:t>
       </w:r>
     </w:p>
     <w:p>
@@ -1083,58 +1093,16 @@
         </w:numPr>
       </w:pPr>
       <w:r>
-        <w:t>Save and reopen the `.restproj` file; confirm only selected services persist. Cancel a second save and confirm imported services remain dirty and editable.</w:t>
+        <w:t>After every case, confirm the project dirty indicator, request/flow status, response history, and runtime logs are unchanged.</w:t>
       </w:r>
     </w:p>
     <w:p>
       <w:pPr>
-        <w:pStyle w:val="ListNumber"/>
-        <w:spacing w:after="80"/>
-        <w:ind w:left="540" w:hanging="271"/>
-        <w:numPr>
-          <w:ilvl w:val="0"/>
-          <w:numId w:val="12"/>
-        </w:numPr>
-      </w:pPr>
-      <w:r>
-        <w:t>Inspect generated PATCH/HEAD/OPTIONS methods, path and parameters, safe JSON examples, URL-encoded fields, and multipart text/file fields; binary properties must have empty paths and safe media types.</w:t>
-      </w:r>
-    </w:p>
-    <w:p>
-      <w:pPr>
-        <w:pStyle w:val="ListNumber"/>
-        <w:spacing w:after="80"/>
-        <w:ind w:left="540" w:hanging="271"/>
-        <w:numPr>
-          <w:ilvl w:val="0"/>
-          <w:numId w:val="12"/>
-        </w:numPr>
-      </w:pPr>
-      <w:r>
-        <w:t>Assign a synthetic local file and save/reopen; confirm its path and authority were removed, then re-enter it, approve the destination in desktop mode, and inspect the receiver. Repeat in browser mode and confirm the desktop-only error.</w:t>
-      </w:r>
-    </w:p>
-    <w:p>
-      <w:pPr>
-        <w:pStyle w:val="ListNumber"/>
-        <w:spacing w:after="80"/>
-        <w:ind w:left="540" w:hanging="271"/>
-        <w:numPr>
-          <w:ilvl w:val="0"/>
-          <w:numId w:val="12"/>
-        </w:numPr>
-      </w:pPr>
-      <w:r>
-        <w:t>Repeat credential-bearing URL, final-origin change, invalid document, zero-selection, duplicate-operation, credential-like example, example local-path, cross-origin, circular, malformed, unreachable, over-depth, and excessive-document cases.</w:t>
-      </w:r>
-    </w:p>
-    <w:p>
-      <w:pPr>
         <w:pStyle w:val="Heading1"/>
         <w:pageBreakBefore/>
       </w:pPr>
       <w:r>
-        <w:t>Saved Response Comparison</w:t>
+        <w:t>Selective OpenAPI Import</w:t>
       </w:r>
     </w:p>
     <w:p>
@@ -1148,7 +1116,7 @@
         </w:numPr>
       </w:pPr>
       <w:r>
-        <w:t>Save two redacted responses for the same or related developer workflow.</w:t>
+        <w:t>Choose File &gt; Import API Definition.</w:t>
       </w:r>
     </w:p>
     <w:p>
@@ -1162,7 +1130,7 @@
         </w:numPr>
       </w:pPr>
       <w:r>
-        <w:t>Select exactly two artifacts in Saved Responses; confirm a third selection is disabled.</w:t>
+        <w:t>Enter a direct OpenAPI/Swagger URL and a Swagger UI page URL in separate cases.</w:t>
       </w:r>
     </w:p>
     <w:p>
@@ -1176,7 +1144,7 @@
         </w:numPr>
       </w:pPr>
       <w:r>
-        <w:t>Compare and inspect status, status text, duration, content type, and size changes.</w:t>
+        <w:t>For Swagger UI, verify Inspect retrieves only the page and displays the resolved definition destination. Cancel and prove no secondary request; inspect again and choose Load.</w:t>
       </w:r>
     </w:p>
     <w:p>
@@ -1190,7 +1158,7 @@
         </w:numPr>
       </w:pPr>
       <w:r>
-        <w:t>For JSON, verify added, removed, changed, and unchanged path counts; for non-JSON or malformed JSON, verify raw line changes.</w:t>
+        <w:t>Verify definition discovery, preview metadata, operation count, external-document count, form-body count, and deprecated count.</w:t>
       </w:r>
     </w:p>
     <w:p>
@@ -1204,7 +1172,7 @@
         </w:numPr>
       </w:pPr>
       <w:r>
-        <w:t>Exercise the 1 MiB body, 64-level JSON depth, 20,000-node, 10,000-diff-entry, and 10,000-line boundaries; oversized or excessive inputs fail early with actionable guidance.</w:t>
+        <w:t>Use Select All and Clear, then choose a strict subset of operations.</w:t>
       </w:r>
     </w:p>
     <w:p>
@@ -1215,6 +1183,155 @@
         <w:numPr>
           <w:ilvl w:val="0"/>
           <w:numId w:val="13"/>
+        </w:numPr>
+      </w:pPr>
+      <w:r>
+        <w:t>Use Add Selected to review before saving, then repeat with Add and Save Selected and confirm the project save dialog opens.</w:t>
+      </w:r>
+    </w:p>
+    <w:p>
+      <w:pPr>
+        <w:pStyle w:val="ListNumber"/>
+        <w:spacing w:after="80"/>
+        <w:ind w:left="540" w:hanging="271"/>
+        <w:numPr>
+          <w:ilvl w:val="0"/>
+          <w:numId w:val="13"/>
+        </w:numPr>
+      </w:pPr>
+      <w:r>
+        <w:t>Save and reopen the `.restproj` file; confirm only selected services persist. Cancel a second save and confirm imported services remain dirty and editable.</w:t>
+      </w:r>
+    </w:p>
+    <w:p>
+      <w:pPr>
+        <w:pStyle w:val="ListNumber"/>
+        <w:spacing w:after="80"/>
+        <w:ind w:left="540" w:hanging="271"/>
+        <w:numPr>
+          <w:ilvl w:val="0"/>
+          <w:numId w:val="13"/>
+        </w:numPr>
+      </w:pPr>
+      <w:r>
+        <w:t>Inspect generated PATCH/HEAD/OPTIONS methods, path and parameters, safe JSON examples, URL-encoded fields, and multipart text/file fields; binary properties must have empty paths and safe media types.</w:t>
+      </w:r>
+    </w:p>
+    <w:p>
+      <w:pPr>
+        <w:pStyle w:val="ListNumber"/>
+        <w:spacing w:after="80"/>
+        <w:ind w:left="540" w:hanging="271"/>
+        <w:numPr>
+          <w:ilvl w:val="0"/>
+          <w:numId w:val="13"/>
+        </w:numPr>
+      </w:pPr>
+      <w:r>
+        <w:t>Assign a synthetic local file and save/reopen; confirm its path and authority were removed, then re-enter it, approve the destination in desktop mode, and inspect the receiver. Repeat in browser mode and confirm the desktop-only error.</w:t>
+      </w:r>
+    </w:p>
+    <w:p>
+      <w:pPr>
+        <w:pStyle w:val="ListNumber"/>
+        <w:spacing w:after="80"/>
+        <w:ind w:left="540" w:hanging="271"/>
+        <w:numPr>
+          <w:ilvl w:val="0"/>
+          <w:numId w:val="13"/>
+        </w:numPr>
+      </w:pPr>
+      <w:r>
+        <w:t>Repeat credential-bearing URL, final-origin change, invalid document, zero-selection, duplicate-operation, credential-like example, example local-path, cross-origin, circular, malformed, unreachable, over-depth, and excessive-document cases.</w:t>
+      </w:r>
+    </w:p>
+    <w:p>
+      <w:pPr>
+        <w:pStyle w:val="Heading1"/>
+        <w:pageBreakBefore/>
+      </w:pPr>
+      <w:r>
+        <w:t>Saved Response Comparison</w:t>
+      </w:r>
+    </w:p>
+    <w:p>
+      <w:pPr>
+        <w:pStyle w:val="ListNumber"/>
+        <w:spacing w:after="80"/>
+        <w:ind w:left="540" w:hanging="271"/>
+        <w:numPr>
+          <w:ilvl w:val="0"/>
+          <w:numId w:val="14"/>
+        </w:numPr>
+      </w:pPr>
+      <w:r>
+        <w:t>Save two redacted responses for the same or related developer workflow.</w:t>
+      </w:r>
+    </w:p>
+    <w:p>
+      <w:pPr>
+        <w:pStyle w:val="ListNumber"/>
+        <w:spacing w:after="80"/>
+        <w:ind w:left="540" w:hanging="271"/>
+        <w:numPr>
+          <w:ilvl w:val="0"/>
+          <w:numId w:val="14"/>
+        </w:numPr>
+      </w:pPr>
+      <w:r>
+        <w:t>Select exactly two artifacts in Saved Responses; confirm a third selection is disabled.</w:t>
+      </w:r>
+    </w:p>
+    <w:p>
+      <w:pPr>
+        <w:pStyle w:val="ListNumber"/>
+        <w:spacing w:after="80"/>
+        <w:ind w:left="540" w:hanging="271"/>
+        <w:numPr>
+          <w:ilvl w:val="0"/>
+          <w:numId w:val="14"/>
+        </w:numPr>
+      </w:pPr>
+      <w:r>
+        <w:t>Compare and inspect status, status text, duration, content type, and size changes.</w:t>
+      </w:r>
+    </w:p>
+    <w:p>
+      <w:pPr>
+        <w:pStyle w:val="ListNumber"/>
+        <w:spacing w:after="80"/>
+        <w:ind w:left="540" w:hanging="271"/>
+        <w:numPr>
+          <w:ilvl w:val="0"/>
+          <w:numId w:val="14"/>
+        </w:numPr>
+      </w:pPr>
+      <w:r>
+        <w:t>For JSON, verify added, removed, changed, and unchanged path counts; for non-JSON or malformed JSON, verify raw line changes.</w:t>
+      </w:r>
+    </w:p>
+    <w:p>
+      <w:pPr>
+        <w:pStyle w:val="ListNumber"/>
+        <w:spacing w:after="80"/>
+        <w:ind w:left="540" w:hanging="271"/>
+        <w:numPr>
+          <w:ilvl w:val="0"/>
+          <w:numId w:val="14"/>
+        </w:numPr>
+      </w:pPr>
+      <w:r>
+        <w:t>Exercise the 1 MiB body, 64-level JSON depth, 20,000-node, 10,000-diff-entry, and 10,000-line boundaries; oversized or excessive inputs fail early with actionable guidance.</w:t>
+      </w:r>
+    </w:p>
+    <w:p>
+      <w:pPr>
+        <w:pStyle w:val="ListNumber"/>
+        <w:spacing w:after="80"/>
+        <w:ind w:left="540" w:hanging="271"/>
+        <w:numPr>
+          <w:ilvl w:val="0"/>
+          <w:numId w:val="14"/>
         </w:numPr>
       </w:pPr>
       <w:r>
@@ -1910,6 +2027,12 @@
     </w:lvlOverride>
   </w:num>
   <w:num w:numId="13">
+    <w:abstractNumId w:val="7"/>
+    <w:lvlOverride w:ilvl="0">
+      <w:startOverride w:val="1"/>
+    </w:lvlOverride>
+  </w:num>
+  <w:num w:numId="14">
     <w:abstractNumId w:val="7"/>
     <w:lvlOverride w:ilvl="0">
       <w:startOverride w:val="1"/>

--- a/documentation/word/Relay-Studio-Test-and-QA-Manual.docx
+++ b/documentation/word/Relay-Studio-Test-and-QA-Manual.docx
@@ -164,6 +164,16 @@
       </w:pPr>
       <w:r>
         <w:t>Service Design and Execution</w:t>
+      </w:r>
+    </w:p>
+    <w:p>
+      <w:pPr>
+        <w:pStyle w:val="ListBullet"/>
+        <w:spacing w:after="80"/>
+        <w:ind w:left="540" w:hanging="271"/>
+      </w:pPr>
+      <w:r>
+        <w:t>Hypermedia Response Links</w:t>
       </w:r>
     </w:p>
     <w:p>
@@ -995,7 +1005,7 @@
         <w:pageBreakBefore/>
       </w:pPr>
       <w:r>
-        <w:t>Request And Flow Code Examples</w:t>
+        <w:t>Hypermedia Response Links</w:t>
       </w:r>
     </w:p>
     <w:p>
@@ -1009,7 +1019,7 @@
         </w:numPr>
       </w:pPr>
       <w:r>
-        <w:t>Right-click an open request tab, choose Generate Code, and open each of HTTP, cURL, C#, Java, jQuery, Node.js, PHP, Python, and Ruby.</w:t>
+        <w:t>Send an authorized request whose formatted JSON includes a same-origin HAL href with path and query parameters.</w:t>
       </w:r>
     </w:p>
     <w:p>
@@ -1023,7 +1033,7 @@
         </w:numPr>
       </w:pPr>
       <w:r>
-        <w:t>Verify method, URL, encoded parameters, headers, auth placeholders, and JSON/text/form/multipart bodies match the typed request without sending it.</w:t>
+        <w:t>Activate the HTTP(S) value by pointer and by keyboard Enter; confirm a new GET request becomes the active tab without being sent.</w:t>
       </w:r>
     </w:p>
     <w:p>
@@ -1037,7 +1047,7 @@
         </w:numPr>
       </w:pPr>
       <w:r>
-        <w:t>For multipart, confirm text fields remain and every local path becomes a SELECT_FILE placeholder; no file is read.</w:t>
+        <w:t>Verify path, query, Accept header, empty body, folder, timeout/retry settings, and an independent copy of the source authorization profile.</w:t>
       </w:r>
     </w:p>
     <w:p>
@@ -1051,7 +1061,7 @@
         </w:numPr>
       </w:pPr>
       <w:r>
-        <w:t>Switch languages in the popup, use Copy Code, deny clipboard access once, and confirm both success and actionable failure feedback.</w:t>
+        <w:t>Activate the same URL again and verify unique request IDs and tabs.</w:t>
       </w:r>
     </w:p>
     <w:p>
@@ -1065,7 +1075,7 @@
         </w:numPr>
       </w:pPr>
       <w:r>
-        <w:t>Right-click a flow tab, select Java and then jQuery, and verify requests are dependency ordered with unique step variables and branch prerequisites; confirm mapped JSON response values are stored in flowVariables and reused by later requests. For Java, confirm the Jackson Databind dependency, credential-mask runtime-substitution notice, and explicit non-2xx/empty/malformed-JSON/missing/null/non-scalar guards are present without response-body disclosure.</w:t>
+        <w:t>Repeat with plain or malformed text, URL-like property names, non-HTTP schemes, embedded URL credentials, duplicate query names, and a different scheme, host, or effective port.</w:t>
       </w:r>
     </w:p>
     <w:p>
@@ -1079,30 +1089,16 @@
         </w:numPr>
       </w:pPr>
       <w:r>
-        <w:t>Attempt invalid requests, cyclic flows, unsupported language identifiers, more than 100 flow requests, and output over 256 KiB; confirm typed redacted errors and recovery.</w:t>
+        <w:t>Confirm unsafe/unsupported values leave project services unchanged, present actionable guidance, and never move authorization across origins.</w:t>
       </w:r>
     </w:p>
     <w:p>
       <w:pPr>
-        <w:pStyle w:val="ListNumber"/>
-        <w:spacing w:after="80"/>
-        <w:ind w:left="540" w:hanging="271"/>
-        <w:numPr>
-          <w:ilvl w:val="0"/>
-          <w:numId w:val="12"/>
-        </w:numPr>
-      </w:pPr>
-      <w:r>
-        <w:t>After every case, confirm the project dirty indicator, request/flow status, response history, and runtime logs are unchanged.</w:t>
-      </w:r>
-    </w:p>
-    <w:p>
-      <w:pPr>
         <w:pStyle w:val="Heading1"/>
         <w:pageBreakBefore/>
       </w:pPr>
       <w:r>
-        <w:t>Selective OpenAPI Import</w:t>
+        <w:t>Request And Flow Code Examples</w:t>
       </w:r>
     </w:p>
     <w:p>
@@ -1116,7 +1112,7 @@
         </w:numPr>
       </w:pPr>
       <w:r>
-        <w:t>Choose File &gt; Import API Definition.</w:t>
+        <w:t>Right-click an open request tab, choose Generate Code, and open each of HTTP, cURL, C#, Java, jQuery, Node.js, PHP, Python, and Ruby.</w:t>
       </w:r>
     </w:p>
     <w:p>
@@ -1130,7 +1126,7 @@
         </w:numPr>
       </w:pPr>
       <w:r>
-        <w:t>Enter a direct OpenAPI/Swagger URL and a Swagger UI page URL in separate cases.</w:t>
+        <w:t>Verify method, URL, encoded parameters, headers, auth placeholders, and JSON/text/form/multipart bodies match the typed request without sending it.</w:t>
       </w:r>
     </w:p>
     <w:p>
@@ -1144,7 +1140,7 @@
         </w:numPr>
       </w:pPr>
       <w:r>
-        <w:t>For Swagger UI, verify Inspect retrieves only the page and displays the resolved definition destination. Cancel and prove no secondary request; inspect again and choose Load.</w:t>
+        <w:t>For multipart, confirm text fields remain and every local path becomes a SELECT_FILE placeholder; no file is read.</w:t>
       </w:r>
     </w:p>
     <w:p>
@@ -1158,7 +1154,7 @@
         </w:numPr>
       </w:pPr>
       <w:r>
-        <w:t>Verify definition discovery, preview metadata, operation count, external-document count, form-body count, and deprecated count.</w:t>
+        <w:t>Switch languages in the popup, use Copy Code, deny clipboard access once, and confirm both success and actionable failure feedback.</w:t>
       </w:r>
     </w:p>
     <w:p>
@@ -1172,7 +1168,7 @@
         </w:numPr>
       </w:pPr>
       <w:r>
-        <w:t>Use Select All and Clear, then choose a strict subset of operations.</w:t>
+        <w:t>Right-click a flow tab, select Java and then jQuery, and verify requests are dependency ordered with unique step variables and branch prerequisites; confirm mapped JSON response values are stored in flowVariables and reused by later requests. For Java, confirm the Jackson Databind dependency, credential-mask runtime-substitution notice, and explicit non-2xx/empty/malformed-JSON/missing/null/non-scalar guards are present without response-body disclosure.</w:t>
       </w:r>
     </w:p>
     <w:p>
@@ -1186,7 +1182,7 @@
         </w:numPr>
       </w:pPr>
       <w:r>
-        <w:t>Use Add Selected to review before saving, then repeat with Add and Save Selected and confirm the project save dialog opens.</w:t>
+        <w:t>Attempt invalid requests, cyclic flows, unsupported language identifiers, more than 100 flow requests, and output over 256 KiB; confirm typed redacted errors and recovery.</w:t>
       </w:r>
     </w:p>
     <w:p>
@@ -1200,58 +1196,16 @@
         </w:numPr>
       </w:pPr>
       <w:r>
-        <w:t>Save and reopen the `.restproj` file; confirm only selected services persist. Cancel a second save and confirm imported services remain dirty and editable.</w:t>
+        <w:t>After every case, confirm the project dirty indicator, request/flow status, response history, and runtime logs are unchanged.</w:t>
       </w:r>
     </w:p>
     <w:p>
       <w:pPr>
-        <w:pStyle w:val="ListNumber"/>
-        <w:spacing w:after="80"/>
-        <w:ind w:left="540" w:hanging="271"/>
-        <w:numPr>
-          <w:ilvl w:val="0"/>
-          <w:numId w:val="13"/>
-        </w:numPr>
-      </w:pPr>
-      <w:r>
-        <w:t>Inspect generated PATCH/HEAD/OPTIONS methods, path and parameters, safe JSON examples, URL-encoded fields, and multipart text/file fields; binary properties must have empty paths and safe media types.</w:t>
-      </w:r>
-    </w:p>
-    <w:p>
-      <w:pPr>
-        <w:pStyle w:val="ListNumber"/>
-        <w:spacing w:after="80"/>
-        <w:ind w:left="540" w:hanging="271"/>
-        <w:numPr>
-          <w:ilvl w:val="0"/>
-          <w:numId w:val="13"/>
-        </w:numPr>
-      </w:pPr>
-      <w:r>
-        <w:t>Assign a synthetic local file and save/reopen; confirm its path and authority were removed, then re-enter it, approve the destination in desktop mode, and inspect the receiver. Repeat in browser mode and confirm the desktop-only error.</w:t>
-      </w:r>
-    </w:p>
-    <w:p>
-      <w:pPr>
-        <w:pStyle w:val="ListNumber"/>
-        <w:spacing w:after="80"/>
-        <w:ind w:left="540" w:hanging="271"/>
-        <w:numPr>
-          <w:ilvl w:val="0"/>
-          <w:numId w:val="13"/>
-        </w:numPr>
-      </w:pPr>
-      <w:r>
-        <w:t>Repeat credential-bearing URL, final-origin change, invalid document, zero-selection, duplicate-operation, credential-like example, example local-path, cross-origin, circular, malformed, unreachable, over-depth, and excessive-document cases.</w:t>
-      </w:r>
-    </w:p>
-    <w:p>
-      <w:pPr>
         <w:pStyle w:val="Heading1"/>
         <w:pageBreakBefore/>
       </w:pPr>
       <w:r>
-        <w:t>Saved Response Comparison</w:t>
+        <w:t>Selective OpenAPI Import</w:t>
       </w:r>
     </w:p>
     <w:p>
@@ -1265,7 +1219,7 @@
         </w:numPr>
       </w:pPr>
       <w:r>
-        <w:t>Save two redacted responses for the same or related developer workflow.</w:t>
+        <w:t>Choose File &gt; Import API Definition.</w:t>
       </w:r>
     </w:p>
     <w:p>
@@ -1279,7 +1233,7 @@
         </w:numPr>
       </w:pPr>
       <w:r>
-        <w:t>Select exactly two artifacts in Saved Responses; confirm a third selection is disabled.</w:t>
+        <w:t>Enter a direct OpenAPI/Swagger URL and a Swagger UI page URL in separate cases.</w:t>
       </w:r>
     </w:p>
     <w:p>
@@ -1293,7 +1247,7 @@
         </w:numPr>
       </w:pPr>
       <w:r>
-        <w:t>Compare and inspect status, status text, duration, content type, and size changes.</w:t>
+        <w:t>For Swagger UI, verify Inspect retrieves only the page and displays the resolved definition destination. Cancel and prove no secondary request; inspect again and choose Load.</w:t>
       </w:r>
     </w:p>
     <w:p>
@@ -1307,7 +1261,7 @@
         </w:numPr>
       </w:pPr>
       <w:r>
-        <w:t>For JSON, verify added, removed, changed, and unchanged path counts; for non-JSON or malformed JSON, verify raw line changes.</w:t>
+        <w:t>Verify definition discovery, preview metadata, operation count, external-document count, form-body count, and deprecated count.</w:t>
       </w:r>
     </w:p>
     <w:p>
@@ -1321,7 +1275,7 @@
         </w:numPr>
       </w:pPr>
       <w:r>
-        <w:t>Exercise the 1 MiB body, 64-level JSON depth, 20,000-node, 10,000-diff-entry, and 10,000-line boundaries; oversized or excessive inputs fail early with actionable guidance.</w:t>
+        <w:t>Use Select All and Clear, then choose a strict subset of operations.</w:t>
       </w:r>
     </w:p>
     <w:p>
@@ -1332,6 +1286,155 @@
         <w:numPr>
           <w:ilvl w:val="0"/>
           <w:numId w:val="14"/>
+        </w:numPr>
+      </w:pPr>
+      <w:r>
+        <w:t>Use Add Selected to review before saving, then repeat with Add and Save Selected and confirm the project save dialog opens.</w:t>
+      </w:r>
+    </w:p>
+    <w:p>
+      <w:pPr>
+        <w:pStyle w:val="ListNumber"/>
+        <w:spacing w:after="80"/>
+        <w:ind w:left="540" w:hanging="271"/>
+        <w:numPr>
+          <w:ilvl w:val="0"/>
+          <w:numId w:val="14"/>
+        </w:numPr>
+      </w:pPr>
+      <w:r>
+        <w:t>Save and reopen the `.restproj` file; confirm only selected services persist. Cancel a second save and confirm imported services remain dirty and editable.</w:t>
+      </w:r>
+    </w:p>
+    <w:p>
+      <w:pPr>
+        <w:pStyle w:val="ListNumber"/>
+        <w:spacing w:after="80"/>
+        <w:ind w:left="540" w:hanging="271"/>
+        <w:numPr>
+          <w:ilvl w:val="0"/>
+          <w:numId w:val="14"/>
+        </w:numPr>
+      </w:pPr>
+      <w:r>
+        <w:t>Inspect generated PATCH/HEAD/OPTIONS methods, path and parameters, safe JSON examples, URL-encoded fields, and multipart text/file fields; binary properties must have empty paths and safe media types.</w:t>
+      </w:r>
+    </w:p>
+    <w:p>
+      <w:pPr>
+        <w:pStyle w:val="ListNumber"/>
+        <w:spacing w:after="80"/>
+        <w:ind w:left="540" w:hanging="271"/>
+        <w:numPr>
+          <w:ilvl w:val="0"/>
+          <w:numId w:val="14"/>
+        </w:numPr>
+      </w:pPr>
+      <w:r>
+        <w:t>Assign a synthetic local file and save/reopen; confirm its path and authority were removed, then re-enter it, approve the destination in desktop mode, and inspect the receiver. Repeat in browser mode and confirm the desktop-only error.</w:t>
+      </w:r>
+    </w:p>
+    <w:p>
+      <w:pPr>
+        <w:pStyle w:val="ListNumber"/>
+        <w:spacing w:after="80"/>
+        <w:ind w:left="540" w:hanging="271"/>
+        <w:numPr>
+          <w:ilvl w:val="0"/>
+          <w:numId w:val="14"/>
+        </w:numPr>
+      </w:pPr>
+      <w:r>
+        <w:t>Repeat credential-bearing URL, final-origin change, invalid document, zero-selection, duplicate-operation, credential-like example, example local-path, cross-origin, circular, malformed, unreachable, over-depth, and excessive-document cases.</w:t>
+      </w:r>
+    </w:p>
+    <w:p>
+      <w:pPr>
+        <w:pStyle w:val="Heading1"/>
+        <w:pageBreakBefore/>
+      </w:pPr>
+      <w:r>
+        <w:t>Saved Response Comparison</w:t>
+      </w:r>
+    </w:p>
+    <w:p>
+      <w:pPr>
+        <w:pStyle w:val="ListNumber"/>
+        <w:spacing w:after="80"/>
+        <w:ind w:left="540" w:hanging="271"/>
+        <w:numPr>
+          <w:ilvl w:val="0"/>
+          <w:numId w:val="15"/>
+        </w:numPr>
+      </w:pPr>
+      <w:r>
+        <w:t>Save two redacted responses for the same or related developer workflow.</w:t>
+      </w:r>
+    </w:p>
+    <w:p>
+      <w:pPr>
+        <w:pStyle w:val="ListNumber"/>
+        <w:spacing w:after="80"/>
+        <w:ind w:left="540" w:hanging="271"/>
+        <w:numPr>
+          <w:ilvl w:val="0"/>
+          <w:numId w:val="15"/>
+        </w:numPr>
+      </w:pPr>
+      <w:r>
+        <w:t>Select exactly two artifacts in Saved Responses; confirm a third selection is disabled.</w:t>
+      </w:r>
+    </w:p>
+    <w:p>
+      <w:pPr>
+        <w:pStyle w:val="ListNumber"/>
+        <w:spacing w:after="80"/>
+        <w:ind w:left="540" w:hanging="271"/>
+        <w:numPr>
+          <w:ilvl w:val="0"/>
+          <w:numId w:val="15"/>
+        </w:numPr>
+      </w:pPr>
+      <w:r>
+        <w:t>Compare and inspect status, status text, duration, content type, and size changes.</w:t>
+      </w:r>
+    </w:p>
+    <w:p>
+      <w:pPr>
+        <w:pStyle w:val="ListNumber"/>
+        <w:spacing w:after="80"/>
+        <w:ind w:left="540" w:hanging="271"/>
+        <w:numPr>
+          <w:ilvl w:val="0"/>
+          <w:numId w:val="15"/>
+        </w:numPr>
+      </w:pPr>
+      <w:r>
+        <w:t>For JSON, verify added, removed, changed, and unchanged path counts; for non-JSON or malformed JSON, verify raw line changes.</w:t>
+      </w:r>
+    </w:p>
+    <w:p>
+      <w:pPr>
+        <w:pStyle w:val="ListNumber"/>
+        <w:spacing w:after="80"/>
+        <w:ind w:left="540" w:hanging="271"/>
+        <w:numPr>
+          <w:ilvl w:val="0"/>
+          <w:numId w:val="15"/>
+        </w:numPr>
+      </w:pPr>
+      <w:r>
+        <w:t>Exercise the 1 MiB body, 64-level JSON depth, 20,000-node, 10,000-diff-entry, and 10,000-line boundaries; oversized or excessive inputs fail early with actionable guidance.</w:t>
+      </w:r>
+    </w:p>
+    <w:p>
+      <w:pPr>
+        <w:pStyle w:val="ListNumber"/>
+        <w:spacing w:after="80"/>
+        <w:ind w:left="540" w:hanging="271"/>
+        <w:numPr>
+          <w:ilvl w:val="0"/>
+          <w:numId w:val="15"/>
         </w:numPr>
       </w:pPr>
       <w:r>
@@ -2033,6 +2136,12 @@
     </w:lvlOverride>
   </w:num>
   <w:num w:numId="14">
+    <w:abstractNumId w:val="7"/>
+    <w:lvlOverride w:ilvl="0">
+      <w:startOverride w:val="1"/>
+    </w:lvlOverride>
+  </w:num>
+  <w:num w:numId="15">
     <w:abstractNumId w:val="7"/>
     <w:lvlOverride w:ilvl="0">
       <w:startOverride w:val="1"/>

--- a/documentation/word/Relay-Studio-Test-and-QA-Manual.docx
+++ b/documentation/word/Relay-Studio-Test-and-QA-Manual.docx
@@ -1600,7 +1600,7 @@
     </w:p>
     <w:p>
       <w:r>
-        <w:t>Live acceptance uses configurable admin, standard, and restricted credentials against a user-selected HTTP(S) target. Missing local configuration skips explicitly; future beta packaging is blocked without protected configuration.</w:t>
+        <w:t>Live acceptance uses configurable admin, standard, and restricted credentials against a user-selected HTTP(S) target. An optional unauthenticated publicProbe may assert any target-defined status, including 401; no public health endpoint is required. Missing local configuration skips explicitly, and beta packaging is blocked without protected configuration.</w:t>
       </w:r>
     </w:p>
     <w:p>
@@ -1610,7 +1610,7 @@
         <w:ind w:left="540" w:hanging="271"/>
       </w:pPr>
       <w:r>
-        <w:t>Health and authentication behavior.</w:t>
+        <w:t>Optional public-probe contract and authentication behavior.</w:t>
       </w:r>
     </w:p>
     <w:p>
